--- a/docs/Wise Warrior - UC04_Gerenciar Perfil e Progressão RPG.docx
+++ b/docs/Wise Warrior - UC04_Gerenciar Perfil e Progressão RPG.docx
@@ -362,16 +362,7 @@
                 <w:sz w:val="22"/>
                 <w:szCs w:val="22"/>
               </w:rPr>
-              <w:t xml:space="preserve">Versão inicial: Especificação do caso de uso Gerenciar Perfil e Progressão RPG, baseada no Documento </w:t>
-            </w:r>
-            <w:r>
-              <w:rPr>
-                <w:rFonts w:ascii="Arial" w:eastAsia="Arial" w:hAnsi="Arial" w:cs="Arial"/>
-                <w:color w:val="000000"/>
-                <w:sz w:val="22"/>
-                <w:szCs w:val="22"/>
-              </w:rPr>
-              <w:t>de Visão do projeto Wise Warrior.</w:t>
+              <w:t>Versão inicial: Especificação do caso de uso Gerenciar Perfil e Progressão RPG, baseada no Documento de Visão do projeto Wise Warrior.</w:t>
             </w:r>
           </w:p>
         </w:tc>
@@ -919,16 +910,7 @@
           <w:sz w:val="22"/>
           <w:szCs w:val="22"/>
         </w:rPr>
-        <w:t xml:space="preserve">3.3.1 (A01) – Nenhum Item </w:t>
-      </w:r>
-      <w:r>
-        <w:rPr>
-          <w:rFonts w:ascii="Arial" w:eastAsia="Arial" w:hAnsi="Arial" w:cs="Arial"/>
-          <w:color w:val="000000"/>
-          <w:sz w:val="22"/>
-          <w:szCs w:val="22"/>
-        </w:rPr>
-        <w:t>Disponível</w:t>
+        <w:t>3.3.1 (A01) – Nenhum Item Disponível</w:t>
       </w:r>
     </w:p>
     <w:p>
@@ -1100,16 +1082,7 @@
           <w:sz w:val="22"/>
           <w:szCs w:val="22"/>
         </w:rPr>
-        <w:t>7. Detalhamento das Interfaces com</w:t>
-      </w:r>
-      <w:r>
-        <w:rPr>
-          <w:rFonts w:ascii="Arial" w:eastAsia="Arial" w:hAnsi="Arial" w:cs="Arial"/>
-          <w:color w:val="000000"/>
-          <w:sz w:val="22"/>
-          <w:szCs w:val="22"/>
-        </w:rPr>
-        <w:t xml:space="preserve"> Usuários</w:t>
+        <w:t>7. Detalhamento das Interfaces com Usuários</w:t>
       </w:r>
     </w:p>
     <w:p>
@@ -1374,16 +1347,7 @@
           <w:sz w:val="22"/>
           <w:szCs w:val="22"/>
         </w:rPr>
-        <w:t>Este caso de uso descreve como o usuário acessa e gerencia seu perfil na plataforma Wise Warrior, visualizando seu progresso de XP, nível atual, títulos conquistados e itens cosméticos desbloqueados. O usuário pode equipar itens ao seu avatar para personal</w:t>
-      </w:r>
-      <w:r>
-        <w:rPr>
-          <w:rFonts w:ascii="Arial" w:eastAsia="Arial" w:hAnsi="Arial" w:cs="Arial"/>
-          <w:color w:val="000000"/>
-          <w:sz w:val="22"/>
-          <w:szCs w:val="22"/>
-        </w:rPr>
-        <w:t>izar sua aparência na plataforma, refletindo seu histórico de conquistas e dedicação aos estudos.</w:t>
+        <w:t>Este caso de uso descreve como o usuário acessa e gerencia seu perfil na plataforma Wise Warrior, visualizando seu progresso de XP, nível atual, títulos conquistados e itens cosméticos desbloqueados. O usuário pode equipar itens ao seu avatar para personalizar sua aparência na plataforma, refletindo seu histórico de conquistas e dedicação aos estudos.</w:t>
       </w:r>
     </w:p>
     <w:p>
@@ -1491,16 +1455,7 @@
           <w:sz w:val="22"/>
           <w:szCs w:val="22"/>
         </w:rPr>
-        <w:t xml:space="preserve">O módulo de progressão </w:t>
-      </w:r>
-      <w:r>
-        <w:rPr>
-          <w:rFonts w:ascii="Arial" w:eastAsia="Arial" w:hAnsi="Arial" w:cs="Arial"/>
-          <w:color w:val="000000"/>
-          <w:sz w:val="22"/>
-          <w:szCs w:val="22"/>
-        </w:rPr>
-        <w:t>RPG deve estar operacional.</w:t>
+        <w:t>O módulo de progressão RPG deve estar operacional.</w:t>
       </w:r>
     </w:p>
     <w:p>
@@ -1616,16 +1571,7 @@
           <w:sz w:val="22"/>
           <w:szCs w:val="22"/>
         </w:rPr>
-        <w:t xml:space="preserve">O sistema exibe a tela de perfil contendo: avatar atual, nome de usuário, nível atual, XP acumulado, barra de progresso até o </w:t>
-      </w:r>
-      <w:r>
-        <w:rPr>
-          <w:rFonts w:ascii="Arial" w:eastAsia="Arial" w:hAnsi="Arial" w:cs="Arial"/>
-          <w:color w:val="000000"/>
-          <w:sz w:val="22"/>
-          <w:szCs w:val="22"/>
-        </w:rPr>
-        <w:t>próximo nível, título/badge conquistado e coleção de itens cosméticos.</w:t>
+        <w:t>O sistema exibe a tela de perfil contendo: avatar atual, nome de usuário, nível atual, XP acumulado, barra de progresso até o próximo nível, título/badge conquistado e coleção de itens cosméticos.</w:t>
       </w:r>
     </w:p>
     <w:p>
@@ -1675,16 +1621,7 @@
           <w:sz w:val="22"/>
           <w:szCs w:val="22"/>
         </w:rPr>
-        <w:t>O sistema exibe os itens disponíveis organizados por categoria: avatares, badges, títulos e acessóri</w:t>
-      </w:r>
-      <w:r>
-        <w:rPr>
-          <w:rFonts w:ascii="Arial" w:eastAsia="Arial" w:hAnsi="Arial" w:cs="Arial"/>
-          <w:color w:val="000000"/>
-          <w:sz w:val="22"/>
-          <w:szCs w:val="22"/>
-        </w:rPr>
-        <w:t>os. Itens ainda bloqueados são exibidos com ícone de cadeado.</w:t>
+        <w:t>O sistema exibe os itens disponíveis organizados por categoria: avatares, badges, títulos e acessórios. Itens ainda bloqueados são exibidos com ícone de cadeado.</w:t>
       </w:r>
     </w:p>
     <w:p>
@@ -1784,16 +1721,7 @@
           <w:sz w:val="22"/>
           <w:szCs w:val="22"/>
         </w:rPr>
-        <w:t>O sistema atualiza o per</w:t>
-      </w:r>
-      <w:r>
-        <w:rPr>
-          <w:rFonts w:ascii="Arial" w:eastAsia="Arial" w:hAnsi="Arial" w:cs="Arial"/>
-          <w:color w:val="000000"/>
-          <w:sz w:val="22"/>
-          <w:szCs w:val="22"/>
-        </w:rPr>
-        <w:t>fil com o item selecionado e registra a alteração.</w:t>
+        <w:t>O sistema atualiza o perfil com o item selecionado e registra a alteração.</w:t>
       </w:r>
     </w:p>
     <w:p>
@@ -1828,8 +1756,6 @@
         </w:rPr>
         <w:t>Subfluxos</w:t>
       </w:r>
-      <w:bookmarkStart w:id="0" w:name="_GoBack"/>
-      <w:bookmarkEnd w:id="0"/>
     </w:p>
     <w:p>
       <w:pPr>
@@ -1901,16 +1827,7 @@
           <w:sz w:val="22"/>
           <w:szCs w:val="22"/>
         </w:rPr>
-        <w:t>O sistema exibe um popup de level</w:t>
-      </w:r>
-      <w:r>
-        <w:rPr>
-          <w:rFonts w:ascii="Arial" w:eastAsia="Arial" w:hAnsi="Arial" w:cs="Arial"/>
-          <w:color w:val="000000"/>
-          <w:sz w:val="22"/>
-          <w:szCs w:val="22"/>
-        </w:rPr>
-        <w:t xml:space="preserve"> up contendo: novo nível alcançado, itens cosméticos desbloqueados e novo título/badge (se aplicável).</w:t>
+        <w:t>O sistema exibe um popup de level up contendo: novo nível alcançado, itens cosméticos desbloqueados e novo título/badge (se aplicável).</w:t>
       </w:r>
     </w:p>
     <w:p>
@@ -1960,16 +1877,7 @@
           <w:sz w:val="22"/>
           <w:szCs w:val="22"/>
         </w:rPr>
-        <w:t>O usuário fecha o popup e o sistema retorna à tela de perf</w:t>
-      </w:r>
-      <w:r>
-        <w:rPr>
-          <w:rFonts w:ascii="Arial" w:eastAsia="Arial" w:hAnsi="Arial" w:cs="Arial"/>
-          <w:color w:val="000000"/>
-          <w:sz w:val="22"/>
-          <w:szCs w:val="22"/>
-        </w:rPr>
-        <w:t>il com os dados atualizados.</w:t>
+        <w:t>O usuário fecha o popup e o sistema retorna à tela de perfil com os dados atualizados.</w:t>
       </w:r>
     </w:p>
     <w:p>
@@ -2164,16 +2072,7 @@
           <w:sz w:val="22"/>
           <w:szCs w:val="22"/>
         </w:rPr>
-        <w:t xml:space="preserve">O sistema </w:t>
-      </w:r>
-      <w:r>
-        <w:rPr>
-          <w:rFonts w:ascii="Arial" w:eastAsia="Arial" w:hAnsi="Arial" w:cs="Arial"/>
-          <w:color w:val="000000"/>
-          <w:sz w:val="22"/>
-          <w:szCs w:val="22"/>
-        </w:rPr>
-        <w:t>exibe o progresso necessário para desbloquear o primeiro item.</w:t>
+        <w:t>O sistema exibe o progresso necessário para desbloquear o primeiro item.</w:t>
       </w:r>
     </w:p>
     <w:p>
@@ -2333,16 +2232,7 @@
           <w:sz w:val="22"/>
           <w:szCs w:val="22"/>
         </w:rPr>
-        <w:t xml:space="preserve">O sistema exibe uma mensagem de erro </w:t>
-      </w:r>
-      <w:r>
-        <w:rPr>
-          <w:rFonts w:ascii="Arial" w:eastAsia="Arial" w:hAnsi="Arial" w:cs="Arial"/>
-          <w:color w:val="000000"/>
-          <w:sz w:val="22"/>
-          <w:szCs w:val="22"/>
-        </w:rPr>
-        <w:t>informando que os dados não puderam ser carregados.</w:t>
+        <w:t>O sistema exibe uma mensagem de erro informando que os dados não puderam ser carregados.</w:t>
       </w:r>
     </w:p>
     <w:p>
@@ -2450,16 +2340,7 @@
           <w:sz w:val="22"/>
           <w:szCs w:val="22"/>
         </w:rPr>
-        <w:t xml:space="preserve">O perfil do usuário está atualizado com </w:t>
-      </w:r>
-      <w:r>
-        <w:rPr>
-          <w:rFonts w:ascii="Arial" w:eastAsia="Arial" w:hAnsi="Arial" w:cs="Arial"/>
-          <w:color w:val="000000"/>
-          <w:sz w:val="22"/>
-          <w:szCs w:val="22"/>
-        </w:rPr>
-        <w:t>o item cosmético selecionado.</w:t>
+        <w:t>O perfil do usuário está atualizado com o item cosmético selecionado.</w:t>
       </w:r>
     </w:p>
     <w:p>
@@ -2584,16 +2465,7 @@
           <w:sz w:val="22"/>
           <w:szCs w:val="22"/>
         </w:rPr>
-        <w:t>O sistema deve atualizar o XP e o progresso de</w:t>
-      </w:r>
-      <w:r>
-        <w:rPr>
-          <w:rFonts w:ascii="Arial" w:eastAsia="Arial" w:hAnsi="Arial" w:cs="Arial"/>
-          <w:color w:val="000000"/>
-          <w:sz w:val="22"/>
-          <w:szCs w:val="22"/>
-        </w:rPr>
-        <w:t xml:space="preserve"> nível do usuário em tempo real, refletindo as contribuições de sessões de estudo concluídas sem necessidade de recarregamento de página.</w:t>
+        <w:t>O sistema deve atualizar o XP e o progresso de nível do usuário em tempo real, refletindo as contribuições de sessões de estudo concluídas sem necessidade de recarregamento de página.</w:t>
       </w:r>
     </w:p>
     <w:p>
@@ -2668,16 +2540,7 @@
           <w:sz w:val="22"/>
           <w:szCs w:val="22"/>
         </w:rPr>
-        <w:t>Cada nível requer progressivamente mais XP para ser alc</w:t>
-      </w:r>
-      <w:r>
-        <w:rPr>
-          <w:rFonts w:ascii="Arial" w:eastAsia="Arial" w:hAnsi="Arial" w:cs="Arial"/>
-          <w:color w:val="000000"/>
-          <w:sz w:val="22"/>
-          <w:szCs w:val="22"/>
-        </w:rPr>
-        <w:t>ançado. O XP necessário para o nível N é calculado como: xp_base × N^1,5, onde xp_base = 500 XP. Itens cosméticos são desbloqueados em níveis predefinidos conforme tabela de recompensas do sistema.</w:t>
+        <w:t>Cada nível requer progressivamente mais XP para ser alcançado. O XP necessário para o nível N é calculado como: xp_base × N^1,5, onde xp_base = 500 XP. Itens cosméticos são desbloqueados em níveis predefinidos conforme tabela de recompensas do sistema.</w:t>
       </w:r>
     </w:p>
     <w:p>
@@ -2731,15 +2594,7 @@
           <w:sz w:val="24"/>
           <w:szCs w:val="24"/>
         </w:rPr>
-        <w:t xml:space="preserve">(I01) - Tela de </w:t>
-      </w:r>
-      <w:r>
-        <w:rPr>
-          <w:color w:val="000000"/>
-          <w:sz w:val="24"/>
-          <w:szCs w:val="24"/>
-        </w:rPr>
-        <w:t>Perfil do Usuário</w:t>
+        <w:t>(I01) - Tela de Perfil do Usuário</w:t>
       </w:r>
     </w:p>
     <w:p>
@@ -2756,7 +2611,6 @@
     </w:p>
     <w:p>
       <w:pPr>
-        <w:pStyle w:val="Ttulo3"/>
         <w:widowControl w:val="0"/>
         <w:pBdr>
           <w:top w:val="nil"/>
@@ -2766,49 +2620,8 @@
           <w:between w:val="nil"/>
         </w:pBdr>
       </w:pPr>
-      <w:r>
-        <w:rPr>
-          <w:b/>
-          <w:bCs/>
-          <w:color w:val="000000"/>
-          <w:sz w:val="22"/>
-          <w:szCs w:val="22"/>
-        </w:rPr>
-        <w:t>Imagem</w:t>
-      </w:r>
-    </w:p>
-    <w:p>
-      <w:pPr>
-        <w:widowControl w:val="0"/>
-        <w:pBdr>
-          <w:top w:val="nil"/>
-          <w:left w:val="nil"/>
-          <w:bottom w:val="nil"/>
-          <w:right w:val="nil"/>
-          <w:between w:val="nil"/>
-        </w:pBdr>
-      </w:pPr>
-      <w:r>
-        <w:rPr>
-          <w:rFonts w:ascii="Arial" w:eastAsia="Arial" w:hAnsi="Arial" w:cs="Arial"/>
-          <w:color w:val="000000"/>
-          <w:sz w:val="22"/>
-          <w:szCs w:val="22"/>
-        </w:rPr>
-        <w:t>[Inserir imagem da interface da tela de perfil do usuário.]</w:t>
-      </w:r>
-    </w:p>
-    <w:p>
-      <w:pPr>
-        <w:widowControl w:val="0"/>
-        <w:pBdr>
-          <w:top w:val="nil"/>
-          <w:left w:val="nil"/>
-          <w:bottom w:val="nil"/>
-          <w:right w:val="nil"/>
-          <w:between w:val="nil"/>
-        </w:pBdr>
-      </w:pPr>
+      <w:bookmarkStart w:id="0" w:name="_GoBack"/>
+      <w:bookmarkEnd w:id="0"/>
     </w:p>
     <w:p>
       <w:pPr>
@@ -3290,7 +3103,6 @@
                 <w:sz w:val="22"/>
                 <w:szCs w:val="22"/>
               </w:rPr>
-              <w:lastRenderedPageBreak/>
               <w:t>2</w:t>
             </w:r>
           </w:p>
@@ -3355,7 +3167,7 @@
                 <w:sz w:val="22"/>
                 <w:szCs w:val="22"/>
               </w:rPr>
-              <w:t xml:space="preserve">Nome de </w:t>
+              <w:t xml:space="preserve">Nome de exibição do </w:t>
             </w:r>
             <w:r>
               <w:rPr>
@@ -3364,7 +3176,8 @@
                 <w:sz w:val="22"/>
                 <w:szCs w:val="22"/>
               </w:rPr>
-              <w:t>exibição do usuário na plataforma</w:t>
+              <w:lastRenderedPageBreak/>
+              <w:t>usuário na plataforma</w:t>
             </w:r>
           </w:p>
         </w:tc>
@@ -3396,6 +3209,7 @@
                 <w:sz w:val="22"/>
                 <w:szCs w:val="22"/>
               </w:rPr>
+              <w:lastRenderedPageBreak/>
               <w:t>-</w:t>
             </w:r>
           </w:p>
@@ -3946,16 +3760,7 @@
                 <w:sz w:val="22"/>
                 <w:szCs w:val="22"/>
               </w:rPr>
-              <w:t xml:space="preserve">Título ou badge atualmente equipado pelo </w:t>
-            </w:r>
-            <w:r>
-              <w:rPr>
-                <w:rFonts w:ascii="Arial" w:eastAsia="Arial" w:hAnsi="Arial" w:cs="Arial"/>
-                <w:color w:val="000000"/>
-                <w:sz w:val="22"/>
-                <w:szCs w:val="22"/>
-              </w:rPr>
-              <w:t>usuário</w:t>
+              <w:t>Título ou badge atualmente equipado pelo usuário</w:t>
             </w:r>
           </w:p>
         </w:tc>
@@ -4509,16 +4314,7 @@
                 <w:sz w:val="22"/>
                 <w:szCs w:val="22"/>
               </w:rPr>
-              <w:t xml:space="preserve">Item deve </w:t>
-            </w:r>
-            <w:r>
-              <w:rPr>
-                <w:rFonts w:ascii="Arial" w:eastAsia="Arial" w:hAnsi="Arial" w:cs="Arial"/>
-                <w:color w:val="000000"/>
-                <w:sz w:val="22"/>
-                <w:szCs w:val="22"/>
-              </w:rPr>
-              <w:t>estar desbloqueado.</w:t>
+              <w:t>Item deve estar desbloqueado.</w:t>
             </w:r>
           </w:p>
         </w:tc>
@@ -5158,16 +4954,7 @@
                 <w:sz w:val="22"/>
                 <w:szCs w:val="22"/>
               </w:rPr>
-              <w:t xml:space="preserve">Gerencia os itens cosméticos desbloqueados do usuário e registra </w:t>
-            </w:r>
-            <w:r>
-              <w:rPr>
-                <w:rFonts w:ascii="Arial" w:eastAsia="Arial" w:hAnsi="Arial" w:cs="Arial"/>
-                <w:color w:val="000000"/>
-                <w:sz w:val="22"/>
-                <w:szCs w:val="22"/>
-              </w:rPr>
-              <w:t>alterações de equipamento.</w:t>
+              <w:t>Gerencia os itens cosméticos desbloqueados do usuário e registra alterações de equipamento.</w:t>
             </w:r>
           </w:p>
         </w:tc>
@@ -5461,17 +5248,7 @@
                 <w:sz w:val="22"/>
                 <w:szCs w:val="22"/>
               </w:rPr>
-              <w:t>Computad</w:t>
-            </w:r>
-            <w:r>
-              <w:rPr>
-                <w:rFonts w:ascii="Arial" w:eastAsia="Arial" w:hAnsi="Arial" w:cs="Arial"/>
-                <w:color w:val="000000"/>
-                <w:sz w:val="22"/>
-                <w:szCs w:val="22"/>
-              </w:rPr>
-              <w:lastRenderedPageBreak/>
-              <w:t>or/Notebook</w:t>
+              <w:t>Computador/Notebook</w:t>
             </w:r>
           </w:p>
         </w:tc>
@@ -5503,8 +5280,7 @@
                 <w:sz w:val="22"/>
                 <w:szCs w:val="22"/>
               </w:rPr>
-              <w:lastRenderedPageBreak/>
-              <w:t xml:space="preserve">Requer computador ou notebook </w:t>
+              <w:t xml:space="preserve">Requer computador ou notebook com navegador moderno (Chrome, Firefox, Safari, Edge) e conexão à </w:t>
             </w:r>
             <w:r>
               <w:rPr>
@@ -5514,16 +5290,7 @@
                 <w:szCs w:val="22"/>
               </w:rPr>
               <w:lastRenderedPageBreak/>
-              <w:t xml:space="preserve">com navegador moderno (Chrome, Firefox, Safari, Edge) e conexão à internet. Não há dependência de hardware </w:t>
-            </w:r>
-            <w:r>
-              <w:rPr>
-                <w:rFonts w:ascii="Arial" w:eastAsia="Arial" w:hAnsi="Arial" w:cs="Arial"/>
-                <w:color w:val="000000"/>
-                <w:sz w:val="22"/>
-                <w:szCs w:val="22"/>
-              </w:rPr>
-              <w:t>específico além do ambiente padrão de navegação web.</w:t>
+              <w:t>internet. Não há dependência de hardware específico além do ambiente padrão de navegação web.</w:t>
             </w:r>
           </w:p>
         </w:tc>
@@ -5580,16 +5347,7 @@
           <w:sz w:val="22"/>
           <w:szCs w:val="22"/>
         </w:rPr>
-        <w:t xml:space="preserve">O sistema de progressão RPG é o principal diferencial de engajamento individual do Wise Warrior, projetado para motivar o uso contínuo por meio de progresso visível e recompensas visuais </w:t>
-      </w:r>
-      <w:r>
-        <w:rPr>
-          <w:rFonts w:ascii="Arial" w:eastAsia="Arial" w:hAnsi="Arial" w:cs="Arial"/>
-          <w:color w:val="000000"/>
-          <w:sz w:val="22"/>
-          <w:szCs w:val="22"/>
-        </w:rPr>
-        <w:t>acumuladas ao longo das sessões de estudo.</w:t>
+        <w:t>O sistema de progressão RPG é o principal diferencial de engajamento individual do Wise Warrior, projetado para motivar o uso contínuo por meio de progresso visível e recompensas visuais acumuladas ao longo das sessões de estudo.</w:t>
       </w:r>
     </w:p>
     <w:sectPr>
